--- a/Buoi7/Bai2_2.docx
+++ b/Buoi7/Bai2_2.docx
@@ -4,6 +4,9 @@
   <w:body>
     <w:p>
       <w:r>
+        <w:rPr>
+          <w:noProof/>
+        </w:rPr>
         <w:drawing>
           <wp:inline distT="0" distB="0" distL="0" distR="0" wp14:anchorId="3AAF980C" wp14:editId="261A2EA1">
             <wp:extent cx="5943600" cy="1716405"/>
@@ -43,6 +46,9 @@
     </w:p>
     <w:p>
       <w:r>
+        <w:rPr>
+          <w:noProof/>
+        </w:rPr>
         <w:drawing>
           <wp:inline distT="0" distB="0" distL="0" distR="0" wp14:anchorId="00C592F7" wp14:editId="439EF31A">
             <wp:extent cx="5943600" cy="1738630"/>
@@ -78,6 +84,30 @@
             </a:graphic>
           </wp:inline>
         </w:drawing>
+      </w:r>
+    </w:p>
+    <w:p>
+      <w:pPr>
+        <w:rPr>
+          <w:b/>
+          <w:bCs/>
+        </w:rPr>
+      </w:pPr>
+      <w:proofErr w:type="spellStart"/>
+      <w:r>
+        <w:rPr>
+          <w:b/>
+          <w:bCs/>
+        </w:rPr>
+        <w:t>Bảng</w:t>
+      </w:r>
+      <w:proofErr w:type="spellEnd"/>
+      <w:r>
+        <w:rPr>
+          <w:b/>
+          <w:bCs/>
+        </w:rPr>
+        <w:t xml:space="preserve"> Test Case</w:t>
       </w:r>
     </w:p>
     <w:tbl>
@@ -2375,6 +2405,7 @@
   <w:style w:type="character" w:default="1" w:styleId="DefaultParagraphFont">
     <w:name w:val="Default Paragraph Font"/>
     <w:uiPriority w:val="1"/>
+    <w:semiHidden/>
     <w:unhideWhenUsed/>
   </w:style>
   <w:style w:type="table" w:default="1" w:styleId="TableNormal">
